--- a/presentations/progress_report_cuong_2026-09.docx
+++ b/presentations/progress_report_cuong_2026-09.docx
@@ -533,7 +533,7 @@
                 <w:sz w:val="18"/>
                 <w:szCs w:val="18"/>
               </w:rPr>
-              <w:t xml:space="preserve">55.7%</w:t>
+              <w:t xml:space="preserve">55.7%*</w:t>
             </w:r>
           </w:p>
         </w:tc>
@@ -671,7 +671,8 @@
                 <w:sz w:val="18"/>
                 <w:szCs w:val="18"/>
               </w:rPr>
-              <w:t xml:space="preserve">~62% (Liz, earlier)</w:t>
+              <w:t xml:space="preserve">Not compared
+(protocol not aligned)</w:t>
             </w:r>
           </w:p>
         </w:tc>
@@ -770,7 +771,21 @@
           <w:sz w:val="22"/>
           <w:szCs w:val="22"/>
         </w:rPr>
-        <w:t xml:space="preserve">Per-subject spread is large. Subjects that stay hard in both ST-EEGFormer and LaBraM include 004, 019, 020, 031 and 046 (015 is also worth a closer look). Easy examples on our side include 007, 029, 048 and 051.</w:t>
+        <w:t xml:space="preserve">* The available LDA figure is from the 8-subject part0 table, not a full 43-subject result.</w:t>
+      </w:r>
+    </w:p>
+    <w:p>
+      <w:pPr>
+        <w:spacing w:after="160" w:line="276"/>
+      </w:pPr>
+      <w:r>
+        <w:rPr>
+          <w:rFonts w:ascii="Calibri" w:cs="Calibri" w:eastAsia="Calibri" w:hAnsi="Calibri"/>
+          <w:color w:val="1F2933"/>
+          <w:sz w:val="22"/>
+          <w:szCs w:val="22"/>
+        </w:rPr>
+        <w:t xml:space="preserve">Per-subject spread is large. During the 2 September side-by-side discussion with Liz, subjects 004, 019, 020, 031 and 046 were flagged while reviewing the two result sets (015 is also worth monitoring). This is a discussion-based observation, not yet a formal cross-model correlation analysis. Easy examples on our side include 007, 029, 048 and 051.</w:t>
       </w:r>
     </w:p>
     <w:p>
